--- a/subdoc5 datos/Subdoc5_ModeloGestionDatos_Overfore_v2.1.docx
+++ b/subdoc5 datos/Subdoc5_ModeloGestionDatos_Overfore_v2.1.docx
@@ -3290,7 +3290,7 @@
               <w:rPr>
                 <w:sz w:val="17"/>
               </w:rPr>
-              <w:t>C-23</w:t>
+              <w:t>C-04</w:t>
             </w:r>
           </w:p>
         </w:tc>
@@ -3308,7 +3308,7 @@
                 <w:b/>
                 <w:sz w:val="17"/>
               </w:rPr>
-              <w:t>Báscula de camiones</w:t>
+              <w:t>Báscula de camiones (dispositivo físico conectado al nodo Edge operacional C-04)</w:t>
             </w:r>
             <w:r>
               <w:rPr>

--- a/subdoc5 datos/Subdoc5_ModeloGestionDatos_Overfore_v2.1.docx
+++ b/subdoc5 datos/Subdoc5_ModeloGestionDatos_Overfore_v2.1.docx
@@ -158,7 +158,7 @@
               <w:rPr>
                 <w:sz w:val="17"/>
               </w:rPr>
-              <w:t>, con las hojas Diccionario, Entidades, Dominios y Decisiones 16.1</w:t>
+              <w:t>, con las hojas Diccionario, Entidades y Dominios</w:t>
             </w:r>
           </w:p>
         </w:tc>
@@ -195,7 +195,7 @@
               <w:rPr>
                 <w:sz w:val="17"/>
               </w:rPr>
-              <w:t>2.1 — 2 de septiembre de 2026</w:t>
+              <w:t>2.1 — 2 de septiembre de 2026. Revisión de consistencia del 4 de septiembre de 2026: se alinea el subdocumento con el anexo Diccionario de datos v2.1 vigente, que ya no lleva columna de linaje ni hoja «Decisiones 16.1»; se traslada al cuerpo el mapa de las catorce decisiones del numeral 16.1, incluida la n.º 14, que la hoja retirada no listaba; se corrige la premisa de partición del apartado 2.4 frente al doble carrier del Subdocumento 4.2 v1.1; y se alinean tres cifras del apartado 4.6 —concurrencia comprometida, dispositivos de terreno simultáneos y señales del historiador ingestadas— con RNF-CAP-004, con el Formulario T-11 v1.0 y con el numeral 14.1 del caso.</w:t>
             </w:r>
           </w:p>
         </w:tc>
@@ -1167,7 +1167,7 @@
         <w:rPr>
           <w:sz w:val="20"/>
         </w:rPr>
-        <w:t>Cuarenta y dos entidades: treinta principales, nueve de soporte y tres asociativas. El diccionario de datos, con el nombre, el tipo, el dominio de valores, la obligatoriedad, el propietario, la sensibilidad y el linaje de cada atributo, se entrega en la planilla anexa.</w:t>
+        <w:t>Cuarenta y dos entidades: treinta principales, nueve de soporte y tres asociativas. El diccionario de datos, con el nombre, el tipo, el dominio de valores, la obligatoriedad, el propietario y la sensibilidad de cada atributo, se entrega en la planilla anexa, en los términos que exige el RT-05.01. El linaje no es atributo del diccionario: viaja con el dato como identificador de correlación del evento de origen (apartado 5.2) y se mide como indicador de calidad en el apartado 6.1.</w:t>
       </w:r>
     </w:p>
     <w:tbl>
@@ -1732,7 +1732,7 @@
         <w:rPr>
           <w:sz w:val="20"/>
         </w:rPr>
-        <w:t>Las catorce decisiones de diseño que el numeral 16.1 del caso deja abiertas quedan resueltas en este modelo; el mapa de cada decisión con su resolución está en la hoja «Decisiones 16.1» de la planilla anexa.</w:t>
+        <w:t>Las catorce decisiones de diseño que el numeral 16.1 del caso deja abiertas quedan resueltas en este modelo, y cada una se declara con su fundamento, su impacto si resulta equivocada y su instancia de validación como SUP-01 a SUP-14 del Registro de supuestos v1.6. En este subdocumento se resuelven así: la unidad mínima de trazabilidad y sus agregaciones derivadas, en el apartado 1.1; la fuente de verdad del tonelaje entre las tres mediciones, que se conservan sin sobrescribirse, en los apartados 1.5 y 6.1; la ley del material retomado de un stock, por promedio ponderado, en la entidad Origen de retoma del apartado 1.2 y en el indicador de exactitud del 6.1; la identificación de la persona operadora en equipo compartido, en la entidad Sesión de operador del apartado 1.2; la definición y clasificación de la detención, en el apartado 5.3; el tratamiento de la muestra rechazada y el arbitraje de laboratorio, en las entidades Muestra, Análisis y Arbitraje de laboratorio del apartado 1.2; el concentrado devuelto, en la entidad Devolución de concentrado de los apartados 1.2 y 5.3; la autenticación de la persona contratista sin correo corporativo, en los apartados 1.3 y 1.4; el registro en zona de sombra con cambio de turno sin señal, en los apartados 2.3 y 2.4; la propiedad de los datos de telemetría, mitigada con un adaptador por fabricante, en el apartado 1.5; el viaje que carga de dos polígonos, con marca de proximidad a borde y sin prorrateo automático, en el apartado 1.2; el equilibrio entre muestreo obligatorio y ciclo de mina, en la entidad Punto de muestreo del apartado 1.2; la objeción sindical a la biometría de portería, en el apartado 1.3; y el cumplimiento del plan minero medido contra la versión vigente en el instante de cada movimiento, en los apartados 2.3 y 5.3, sobre la entidad Plan minero (versión), que es inmutable y versionada.</w:t>
       </w:r>
     </w:p>
     <w:p>
@@ -4364,7 +4364,7 @@
         <w:rPr>
           <w:sz w:val="20"/>
         </w:rPr>
-        <w:t>La partición está garantizada por contrato: el enlace de fibra tiene un único proveedor, con tres a seis cortes al año de cuatro a veinte horas, y la operación no puede detenerse. Con la partición dada, cada dominio escoge entre consistencia y disponibilidad.</w:t>
+        <w:t>La partición está garantizada, y no por una sola causa. El Subdocumento 4.2 incorpora un segundo carrier por sitio, de modo que el enlace de faena deja de depender de un proveedor único; pero el enlace registra entre tres y seis cortes al año de cuatro a veinte horas, la diversidad de ducto y de punto de entrada sólo queda probada al cerrar VAL-06, la red inalámbrica del rajo conserva zonas de sombra permanentes y el acopio de puerto depende de la conectividad de un tercero sin acuerdo de nivel de servicio. La operación no puede detenerse en ninguno de esos casos. Con la partición dada, cada dominio escoge entre consistencia y disponibilidad.</w:t>
       </w:r>
     </w:p>
     <w:tbl>
@@ -7163,12 +7163,13 @@
             <w:pPr>
               <w:spacing w:after="20"/>
             </w:pPr>
-            <w:r/>
-            <w:r>
-              <w:rPr>
-                <w:sz w:val="17"/>
-              </w:rPr>
+            <w:r>
               <w:t>Asiento de auditoría</w:t>
+            </w:r>
+            <w:r>
+              <w:rPr>
+                <w:sz w:val="17"/>
+              </w:rPr>
             </w:r>
           </w:p>
         </w:tc>
@@ -7835,7 +7836,7 @@
               <w:rPr>
                 <w:sz w:val="17"/>
               </w:rPr>
-              <w:t>4.180, hasta 8.500; ~350 concurrentes</w:t>
+              <w:t>4.180 en régimen y hasta 8.500 en detención mayor; umbral comprometido de 9.000 registradas, 400 concurrentes en régimen y 900 en peak</w:t>
             </w:r>
           </w:p>
         </w:tc>
@@ -7852,7 +7853,7 @@
               <w:rPr>
                 <w:sz w:val="17"/>
               </w:rPr>
-              <w:t>1.780 propias más 2.400 contratistas; dotación por turno estimada en la mitad, con 15 % de uso concurrente</w:t>
+              <w:t>1.780 propias más 2.400 contratistas; dotación por turno estimada en la mitad, con 15 % de uso concurrente, lo que da del orden de 350 personas concurrentes con la dotación de hoy. El umbral que se compromete no es ése: RNF-CAP-004 se dimensiona sobre la proyección a tres años del numeral 14.1 —hasta 9.000 personas con acceso— y fija 400 concurrentes en régimen y 900 en el peak de la detención mayor</w:t>
             </w:r>
           </w:p>
         </w:tc>
@@ -7888,7 +7889,7 @@
               <w:rPr>
                 <w:sz w:val="17"/>
               </w:rPr>
-              <w:t>~130</w:t>
+              <w:t>160 tabletas C-03</w:t>
             </w:r>
           </w:p>
         </w:tc>
@@ -7905,7 +7906,7 @@
               <w:rPr>
                 <w:sz w:val="17"/>
               </w:rPr>
-              <w:t>55 terminales de cabina, 12 lectores de acceso y ~60 dispositivos móviles de supervisión, muestreo e inspección</w:t>
+              <w:t>117 terminales de cabina —38 camiones de extracción, 5 palas, 3 cargadores frontales, 9 perforadoras y 62 equipos de apoyo— y 43 dispositivos de supervisión, muestreo, portería e inspección. Coincide con el Formulario T-11, ítem T11-38: 176 tabletas adquiridas, 160 en operación simultánea y 16 de stock. Los 10 lectores fijos del ítem T11-40 y los 24 lectores portátiles de muestras del T11-46 se cuentan aparte</w:t>
             </w:r>
           </w:p>
         </w:tc>
@@ -8011,7 +8012,7 @@
               <w:rPr>
                 <w:sz w:val="17"/>
               </w:rPr>
-              <w:t>~5.000 señales del historiador cada 4 segundos y 70 equipos con 20 señales cada 5 minutos, a 50 bytes por lectura y antes de compresión</w:t>
+              <w:t>~5.000 señales del historiador cada 4 segundos y 70 equipos con 20 señales cada 5 minutos, a 50 bytes por lectura y antes de compresión. El historiador declara ~14.500 etiquetas hoy y 16.000 a tres años (numeral 14.1): se ingestan las ~5.000 que alimentan la conciliación, la balanza de alimentación, el monitoreo ambiental y la huella de carbono, y el resto permanece en el historiador, que no se reemplaza y se lee por C-14 bajo demanda. El criterio de selección se somete al CLIENTE y se declara como supuesto; ingestar las 14.500 llevaría el volumen a ~5,7 TB al año</w:t>
             </w:r>
           </w:p>
         </w:tc>
@@ -10252,7 +10253,7 @@
         <w:rPr>
           <w:sz w:val="20"/>
         </w:rPr>
-        <w:t>Los plazos los fija el caso y ninguna categoría admite borrado anticipado. Donde el caso no fija plazo, rige el mínimo transversal de cinco años.</w:t>
+        <w:t>Los plazos los fija el caso y ninguna categoría admite borrado anticipado. Donde el caso no fija plazo, rige el mínimo transversal de cinco años. El Capítulo 15 no fija plazo para el asiento de auditoría ni para los datos maestros de la plataforma: los diez años son definición del PROPONENTE, alineados con la retención mayor que el propio Capítulo 15 exige a la trazabilidad y a los registros de seguridad, y se declaran como tal en la regla RN-28.</w:t>
       </w:r>
     </w:p>
     <w:tbl>
@@ -10565,12 +10566,13 @@
             <w:pPr>
               <w:spacing w:after="20"/>
             </w:pPr>
-            <w:r/>
-            <w:r>
-              <w:rPr>
-                <w:sz w:val="17"/>
-              </w:rPr>
-              <w:t>Auditoría</w:t>
+            <w:r>
+              <w:t>Auditoría y plataforma</w:t>
+            </w:r>
+            <w:r>
+              <w:rPr>
+                <w:sz w:val="17"/>
+              </w:rPr>
             </w:r>
           </w:p>
         </w:tc>
@@ -10582,12 +10584,13 @@
             <w:pPr>
               <w:spacing w:after="20"/>
             </w:pPr>
-            <w:r/>
-            <w:r>
-              <w:rPr>
-                <w:sz w:val="17"/>
-              </w:rPr>
-              <w:t>Asiento de auditoría</w:t>
+            <w:r>
+              <w:t>Asiento de auditoría, Parámetro / Regla, Dispositivo inventariado</w:t>
+            </w:r>
+            <w:r>
+              <w:rPr>
+                <w:sz w:val="17"/>
+              </w:rPr>
             </w:r>
           </w:p>
         </w:tc>
